--- a/docs/Documentacao_Tecnica_SGT_Preenchida.docx
+++ b/docs/Documentacao_Tecnica_SGT_Preenchida.docx
@@ -968,15 +968,18 @@
         </w:rPr>
         <w:t xml:space="preserve"> (URL): </w:t>
       </w:r>
-      <w:r>
-        <w:rPr>
-          <w:rFonts w:ascii="Arial" w:hAnsi="Arial"/>
-          <w:b/>
-          <w:sz w:val="21"/>
-          <w:highlight w:val="yellow"/>
-        </w:rPr>
-        <w:t>[PREENCHER]</w:t>
-      </w:r>
+      <w:hyperlink r:id="rId8" w:history="1">
+        <w:r>
+          <w:rPr>
+            <w:rStyle w:val="Hyperlink"/>
+            <w:rFonts w:ascii="Arial" w:hAnsi="Arial"/>
+            <w:b/>
+            <w:bCs/>
+            <w:sz w:val="21"/>
+          </w:rPr>
+          <w:t>https://github.com/alexandrepapadopolis/sgt-modulo2.git</w:t>
+        </w:r>
+      </w:hyperlink>
     </w:p>
     <w:p>
       <w:pPr>
@@ -1007,15 +1010,18 @@
         </w:rPr>
         <w:t xml:space="preserve"> no GitHub Pages (URL): </w:t>
       </w:r>
-      <w:r>
-        <w:rPr>
-          <w:rFonts w:ascii="Arial" w:hAnsi="Arial"/>
-          <w:b/>
-          <w:sz w:val="21"/>
-          <w:highlight w:val="yellow"/>
-        </w:rPr>
-        <w:t>[PREENCHER]</w:t>
-      </w:r>
+      <w:hyperlink r:id="rId9" w:history="1">
+        <w:r>
+          <w:rPr>
+            <w:rStyle w:val="Hyperlink"/>
+            <w:rFonts w:ascii="Arial" w:hAnsi="Arial"/>
+            <w:b/>
+            <w:bCs/>
+            <w:sz w:val="21"/>
+          </w:rPr>
+          <w:t>https://alexandrepapadopolis.github.io/sgt-modulo2/</w:t>
+        </w:r>
+      </w:hyperlink>
     </w:p>
     <w:p>
       <w:pPr>
@@ -1981,12 +1987,6 @@
           <w:sz w:val="21"/>
         </w:rPr>
         <w:br/>
-      </w:r>
-      <w:r>
-        <w:rPr>
-          <w:rFonts w:ascii="Arial" w:hAnsi="Arial"/>
-          <w:sz w:val="21"/>
-        </w:rPr>
         <w:t xml:space="preserve">[x] Dashboard / Minhas </w:t>
       </w:r>
       <w:proofErr w:type="spellStart"/>
@@ -4881,12 +4881,6 @@
           <w:sz w:val="17"/>
         </w:rPr>
         <w:br/>
-      </w:r>
-      <w:r>
-        <w:rPr>
-          <w:rFonts w:ascii="Courier New" w:hAnsi="Courier New"/>
-          <w:sz w:val="17"/>
-        </w:rPr>
         <w:t xml:space="preserve">      &lt;article class="card </w:t>
       </w:r>
       <w:proofErr w:type="spellStart"/>
@@ -6823,12 +6817,6 @@
           <w:sz w:val="17"/>
         </w:rPr>
         <w:br/>
-      </w:r>
-      <w:r>
-        <w:rPr>
-          <w:rFonts w:ascii="Courier New" w:hAnsi="Courier New"/>
-          <w:sz w:val="17"/>
-        </w:rPr>
         <w:t xml:space="preserve">  grid-template-columns: repeat(3, minmax(0, 1fr));</w:t>
       </w:r>
       <w:r>
@@ -7554,12 +7542,6 @@
           <w:sz w:val="17"/>
         </w:rPr>
         <w:br/>
-      </w:r>
-      <w:r>
-        <w:rPr>
-          <w:rFonts w:ascii="Courier New" w:hAnsi="Courier New"/>
-          <w:sz w:val="17"/>
-        </w:rPr>
         <w:t xml:space="preserve">  .grade-</w:t>
       </w:r>
       <w:proofErr w:type="spellStart"/>
@@ -8270,12 +8252,6 @@
           <w:sz w:val="17"/>
         </w:rPr>
         <w:br/>
-      </w:r>
-      <w:r>
-        <w:rPr>
-          <w:rFonts w:ascii="Courier New" w:hAnsi="Courier New"/>
-          <w:sz w:val="17"/>
-        </w:rPr>
         <w:t xml:space="preserve">    --</w:t>
       </w:r>
       <w:proofErr w:type="spellStart"/>
@@ -15512,8 +15488,8 @@
       </w:r>
     </w:p>
     <w:sectPr>
-      <w:headerReference w:type="default" r:id="rId8"/>
-      <w:footerReference w:type="default" r:id="rId9"/>
+      <w:headerReference w:type="default" r:id="rId10"/>
+      <w:footerReference w:type="default" r:id="rId11"/>
       <w:pgSz w:w="12240" w:h="15840"/>
       <w:pgMar w:top="936" w:right="1080" w:bottom="936" w:left="1080" w:header="720" w:footer="720" w:gutter="0"/>
       <w:cols w:space="720"/>
@@ -27298,6 +27274,41 @@
       </w:tcPr>
     </w:tblStylePr>
   </w:style>
+  <w:style w:type="character" w:styleId="Hyperlink">
+    <w:name w:val="Hyperlink"/>
+    <w:basedOn w:val="Fontepargpadro"/>
+    <w:uiPriority w:val="99"/>
+    <w:unhideWhenUsed/>
+    <w:rsid w:val="00D42E9B"/>
+    <w:rPr>
+      <w:color w:val="0000FF" w:themeColor="hyperlink"/>
+      <w:u w:val="single"/>
+    </w:rPr>
+  </w:style>
+  <w:style w:type="character" w:styleId="MenoPendente">
+    <w:name w:val="Unresolved Mention"/>
+    <w:basedOn w:val="Fontepargpadro"/>
+    <w:uiPriority w:val="99"/>
+    <w:semiHidden/>
+    <w:unhideWhenUsed/>
+    <w:rsid w:val="00D42E9B"/>
+    <w:rPr>
+      <w:color w:val="605E5C"/>
+      <w:shd w:val="clear" w:color="auto" w:fill="E1DFDD"/>
+    </w:rPr>
+  </w:style>
+  <w:style w:type="character" w:styleId="HiperlinkVisitado">
+    <w:name w:val="FollowedHyperlink"/>
+    <w:basedOn w:val="Fontepargpadro"/>
+    <w:uiPriority w:val="99"/>
+    <w:semiHidden/>
+    <w:unhideWhenUsed/>
+    <w:rsid w:val="00D42E9B"/>
+    <w:rPr>
+      <w:color w:val="800080" w:themeColor="followedHyperlink"/>
+      <w:u w:val="single"/>
+    </w:rPr>
+  </w:style>
 </w:styles>
 </file>
 
